--- a/Backend/Director_Disclosure/Output_Disclosures/2024-25/ADANI_INTERNATIONAL_CONTAINER_TERMINAL_PRIVATE_LIMITED/DIR-8/DIR8_Harikrishnan_Sundaram_05008634.docx
+++ b/Backend/Director_Disclosure/Output_Disclosures/2024-25/ADANI_INTERNATIONAL_CONTAINER_TERMINAL_PRIVATE_LIMITED/DIR-8/DIR8_Harikrishnan_Sundaram_05008634.docx
@@ -189,7 +189,7 @@
           <w:b w:val="0"/>
           <w:sz w:val="23"/>
         </w:rPr>
-        <w:t>I, Harikrishnan Sundaram, son/daughter of Mr. {{FATHER_NAME}}, resident of _____________________________________________, India hereby give notice that I am/was a Director in the following companies during the last three years:-</w:t>
+        <w:t>I, HARIKRISHNAN SUNDARAM, son/daughter of Mr. {{FATHER_NAME}}, resident of _____________________________________________, India hereby give notice that I am/was a Director in the following companies during the last three years:-</w:t>
       </w:r>
     </w:p>
     <w:p>
@@ -474,6 +474,14 @@
               <w:spacing w:after="0"/>
               <w:jc w:val="both"/>
             </w:pPr>
+            <w:r>
+              <w:rPr>
+                <w:rFonts w:ascii="Adani" w:hAnsi="Adani" w:eastAsia="Adani" w:cs="Adani"/>
+                <w:b w:val="0"/>
+                <w:sz w:val="23"/>
+              </w:rPr>
+              <w:t>INFRASPACE VENTURES LLP</w:t>
+            </w:r>
           </w:p>
         </w:tc>
         <w:tc>
@@ -485,6 +493,14 @@
               <w:spacing w:after="0"/>
               <w:jc w:val="center"/>
             </w:pPr>
+            <w:r>
+              <w:rPr>
+                <w:rFonts w:ascii="Adani" w:hAnsi="Adani" w:eastAsia="Adani" w:cs="Adani"/>
+                <w:b w:val="0"/>
+                <w:sz w:val="23"/>
+              </w:rPr>
+              <w:t>29/07/2010</w:t>
+            </w:r>
           </w:p>
         </w:tc>
         <w:tc>
@@ -555,7 +571,7 @@
         </w:rPr>
         <w:t xml:space="preserve">Name           </w:t>
         <w:tab/>
-        <w:t xml:space="preserve">:  Harikrishnan Sundaram</w:t>
+        <w:t xml:space="preserve">:  HARIKRISHNAN SUNDARAM</w:t>
       </w:r>
     </w:p>
     <w:p>
@@ -599,7 +615,7 @@
           <w:b w:val="0"/>
           <w:sz w:val="23"/>
         </w:rPr>
-        <w:t xml:space="preserve">Date: 07th May, 2026</w:t>
+        <w:t xml:space="preserve">Date: 15th May, 2026</w:t>
         <w:tab/>
       </w:r>
     </w:p>

--- a/Backend/Director_Disclosure/Output_Disclosures/2024-25/ADANI_INTERNATIONAL_CONTAINER_TERMINAL_PRIVATE_LIMITED/DIR-8/DIR8_Harikrishnan_Sundaram_05008634.docx
+++ b/Backend/Director_Disclosure/Output_Disclosures/2024-25/ADANI_INTERNATIONAL_CONTAINER_TERMINAL_PRIVATE_LIMITED/DIR-8/DIR8_Harikrishnan_Sundaram_05008634.docx
@@ -340,7 +340,7 @@
                 <w:b w:val="0"/>
                 <w:sz w:val="23"/>
               </w:rPr>
-              <w:t>ADANI INTERNATIONAL CONTAINER TERMINAL PRIVATE LIMITED</w:t>
+              <w:t>ADANI ENNORE CONTAINER TERMINAL PRIVATE LIMITED</w:t>
             </w:r>
           </w:p>
         </w:tc>
@@ -359,7 +359,7 @@
                 <w:b w:val="0"/>
                 <w:sz w:val="23"/>
               </w:rPr>
-              <w:t>26/07/2024</w:t>
+              <w:t>23/06/2025</w:t>
             </w:r>
           </w:p>
         </w:tc>
@@ -410,7 +410,7 @@
                 <w:b w:val="0"/>
                 <w:sz w:val="23"/>
               </w:rPr>
-              <w:t>ADANI ENNORE CONTAINER TERMINAL PRIVATE LIMITED</w:t>
+              <w:t>ADANI INTERNATIONAL CONTAINER TERMINAL PRIVATE LIMITED</w:t>
             </w:r>
           </w:p>
         </w:tc>
@@ -429,7 +429,7 @@
                 <w:b w:val="0"/>
                 <w:sz w:val="23"/>
               </w:rPr>
-              <w:t>27/06/2024</w:t>
+              <w:t>23/06/2025</w:t>
             </w:r>
           </w:p>
         </w:tc>
@@ -615,7 +615,7 @@
           <w:b w:val="0"/>
           <w:sz w:val="23"/>
         </w:rPr>
-        <w:t xml:space="preserve">Date: 15th May, 2026</w:t>
+        <w:t xml:space="preserve">Date: 08th June, 2026</w:t>
         <w:tab/>
       </w:r>
     </w:p>
